--- a/www/storage/app/templates/FormCER.docx
+++ b/www/storage/app/templates/FormCER.docx
@@ -51,7 +51,7 @@
     </w:p>
     <w:p>
       <w:r>
-        <w:t>${FECHA_FIRMA}</w:t>
+        <w:t>Fecha de aceptación: ${FECHA_FIRMA}</w:t>
       </w:r>
     </w:p>
     <w:p>
